--- a/6-过程管理/流程制度规范类文件/SFKJ-ITSS-0609-运维服务服务可用性和连续性管理制度.docx
+++ b/6-过程管理/流程制度规范类文件/SFKJ-ITSS-0609-运维服务服务可用性和连续性管理制度.docx
@@ -6806,6 +6806,7 @@
             <w:insideH w:val="none" w:color="auto" w:sz="0" w:space="0"/>
             <w:insideV w:val="none" w:color="auto" w:sz="0" w:space="0"/>
           </w:tblBorders>
+          <w:shd w:val="clear" w:color="auto" w:fill="auto"/>
           <w:tblCellMar>
             <w:top w:w="15" w:type="dxa"/>
             <w:left w:w="15" w:type="dxa"/>
@@ -7005,8 +7006,6 @@
               </w:rPr>
               <w:t>系统服务、</w:t>
             </w:r>
-            <w:bookmarkStart w:id="60" w:name="_GoBack"/>
-            <w:bookmarkEnd w:id="60"/>
             <w:r>
               <w:rPr>
                 <w:rFonts w:hint="eastAsia" w:ascii="Segoe UI" w:hAnsi="Segoe UI" w:eastAsia="Segoe UI" w:cs="Segoe UI"/>
@@ -7249,6 +7248,7 @@
             <w:insideH w:val="none" w:color="auto" w:sz="0" w:space="0"/>
             <w:insideV w:val="none" w:color="auto" w:sz="0" w:space="0"/>
           </w:tblBorders>
+          <w:shd w:val="clear" w:color="auto" w:fill="auto"/>
           <w:tblCellMar>
             <w:top w:w="15" w:type="dxa"/>
             <w:left w:w="15" w:type="dxa"/>
@@ -7839,6 +7839,7 @@
             <w:insideH w:val="none" w:color="auto" w:sz="0" w:space="0"/>
             <w:insideV w:val="none" w:color="auto" w:sz="0" w:space="0"/>
           </w:tblBorders>
+          <w:shd w:val="clear" w:color="auto" w:fill="auto"/>
           <w:tblCellMar>
             <w:top w:w="15" w:type="dxa"/>
             <w:left w:w="15" w:type="dxa"/>
@@ -8289,13 +8290,6 @@
             <w:insideH w:val="none" w:color="auto" w:sz="0" w:space="0"/>
             <w:insideV w:val="none" w:color="auto" w:sz="0" w:space="0"/>
           </w:tblBorders>
-          <w:shd w:val="clear" w:color="auto" w:fill="auto"/>
-          <w:tblCellMar>
-            <w:top w:w="15" w:type="dxa"/>
-            <w:left w:w="15" w:type="dxa"/>
-            <w:bottom w:w="15" w:type="dxa"/>
-            <w:right w:w="15" w:type="dxa"/>
-          </w:tblCellMar>
         </w:tblPrEx>
         <w:trPr>
           <w:trHeight w:val="0" w:hRule="atLeast"/>
@@ -8431,7 +8425,6 @@
             <w:insideH w:val="none" w:color="auto" w:sz="0" w:space="0"/>
             <w:insideV w:val="none" w:color="auto" w:sz="0" w:space="0"/>
           </w:tblBorders>
-          <w:shd w:val="clear" w:color="auto" w:fill="auto"/>
           <w:tblCellMar>
             <w:top w:w="15" w:type="dxa"/>
             <w:left w:w="15" w:type="dxa"/>
@@ -8568,7 +8561,6 @@
             <w:insideH w:val="none" w:color="auto" w:sz="0" w:space="0"/>
             <w:insideV w:val="none" w:color="auto" w:sz="0" w:space="0"/>
           </w:tblBorders>
-          <w:shd w:val="clear" w:color="auto" w:fill="auto"/>
           <w:tblCellMar>
             <w:top w:w="15" w:type="dxa"/>
             <w:left w:w="15" w:type="dxa"/>
@@ -8705,7 +8697,6 @@
             <w:insideH w:val="none" w:color="auto" w:sz="0" w:space="0"/>
             <w:insideV w:val="none" w:color="auto" w:sz="0" w:space="0"/>
           </w:tblBorders>
-          <w:shd w:val="clear" w:color="auto" w:fill="auto"/>
           <w:tblCellMar>
             <w:top w:w="15" w:type="dxa"/>
             <w:left w:w="15" w:type="dxa"/>
@@ -8979,7 +8970,6 @@
             <w:insideH w:val="none" w:color="auto" w:sz="0" w:space="0"/>
             <w:insideV w:val="none" w:color="auto" w:sz="0" w:space="0"/>
           </w:tblBorders>
-          <w:shd w:val="clear" w:color="auto" w:fill="auto"/>
           <w:tblCellMar>
             <w:top w:w="15" w:type="dxa"/>
             <w:left w:w="15" w:type="dxa"/>
@@ -9102,142 +9092,6 @@
                 <w:lang w:val="en-US" w:eastAsia="zh-CN"/>
               </w:rPr>
               <w:t>监控系统、巡检记录</w:t>
-            </w:r>
-          </w:p>
-        </w:tc>
-      </w:tr>
-      <w:tr>
-        <w:tblPrEx>
-          <w:tblBorders>
-            <w:top w:val="none" w:color="auto" w:sz="0" w:space="0"/>
-            <w:left w:val="none" w:color="auto" w:sz="0" w:space="0"/>
-            <w:bottom w:val="none" w:color="auto" w:sz="0" w:space="0"/>
-            <w:right w:val="none" w:color="auto" w:sz="0" w:space="0"/>
-            <w:insideH w:val="none" w:color="auto" w:sz="0" w:space="0"/>
-            <w:insideV w:val="none" w:color="auto" w:sz="0" w:space="0"/>
-          </w:tblBorders>
-          <w:tblCellMar>
-            <w:top w:w="15" w:type="dxa"/>
-            <w:left w:w="15" w:type="dxa"/>
-            <w:bottom w:w="15" w:type="dxa"/>
-            <w:right w:w="15" w:type="dxa"/>
-          </w:tblCellMar>
-        </w:tblPrEx>
-        <w:trPr>
-          <w:trHeight w:val="0" w:hRule="atLeast"/>
-          <w:jc w:val="center"/>
-        </w:trPr>
-        <w:tc>
-          <w:tcPr>
-            <w:tcW w:w="4395" w:type="dxa"/>
-            <w:tcBorders>
-              <w:top w:val="single" w:color="auto" w:sz="4" w:space="0"/>
-              <w:left w:val="single" w:color="auto" w:sz="12" w:space="0"/>
-              <w:bottom w:val="nil"/>
-              <w:right w:val="nil"/>
-            </w:tcBorders>
-            <w:shd w:val="clear" w:color="auto" w:fill="auto"/>
-            <w:tcMar>
-              <w:top w:w="150" w:type="dxa"/>
-              <w:left w:w="-1" w:type="dxa"/>
-              <w:bottom w:w="150" w:type="dxa"/>
-              <w:right w:w="240" w:type="dxa"/>
-            </w:tcMar>
-            <w:vAlign w:val="center"/>
-          </w:tcPr>
-          <w:p>
-            <w:pPr>
-              <w:keepNext w:val="0"/>
-              <w:keepLines w:val="0"/>
-              <w:widowControl/>
-              <w:suppressLineNumbers w:val="0"/>
-              <w:snapToGrid w:val="0"/>
-              <w:spacing w:line="240" w:lineRule="auto"/>
-              <w:ind w:left="0" w:leftChars="0" w:right="0" w:rightChars="0" w:firstLine="0" w:firstLineChars="0"/>
-              <w:jc w:val="center"/>
-              <w:rPr>
-                <w:rFonts w:hint="default" w:ascii="Segoe UI" w:hAnsi="Segoe UI" w:eastAsia="Segoe UI" w:cs="Segoe UI"/>
-                <w:i w:val="0"/>
-                <w:iCs w:val="0"/>
-                <w:caps w:val="0"/>
-                <w:color w:val="0F1115"/>
-                <w:spacing w:val="0"/>
-                <w:sz w:val="22"/>
-                <w:szCs w:val="22"/>
-              </w:rPr>
-            </w:pPr>
-            <w:r>
-              <w:rPr>
-                <w:rFonts w:hint="default" w:ascii="Segoe UI" w:hAnsi="Segoe UI" w:eastAsia="Segoe UI" w:cs="Segoe UI"/>
-                <w:i w:val="0"/>
-                <w:iCs w:val="0"/>
-                <w:caps w:val="0"/>
-                <w:snapToGrid w:val="0"/>
-                <w:color w:val="000000"/>
-                <w:spacing w:val="0"/>
-                <w:kern w:val="0"/>
-                <w:sz w:val="22"/>
-                <w:szCs w:val="22"/>
-                <w:lang w:val="en-US" w:eastAsia="zh-CN"/>
-              </w:rPr>
-              <w:t>事件记录</w:t>
-            </w:r>
-          </w:p>
-        </w:tc>
-        <w:tc>
-          <w:tcPr>
-            <w:tcW w:w="4127" w:type="dxa"/>
-            <w:tcBorders>
-              <w:top w:val="single" w:color="auto" w:sz="4" w:space="0"/>
-              <w:left w:val="single" w:color="auto" w:sz="4" w:space="0"/>
-              <w:bottom w:val="nil"/>
-              <w:right w:val="single" w:color="auto" w:sz="12" w:space="0"/>
-            </w:tcBorders>
-            <w:shd w:val="clear" w:color="auto" w:fill="auto"/>
-            <w:tcMar>
-              <w:top w:w="150" w:type="dxa"/>
-              <w:left w:w="240" w:type="dxa"/>
-              <w:bottom w:w="150" w:type="dxa"/>
-              <w:right w:w="-1" w:type="dxa"/>
-            </w:tcMar>
-            <w:vAlign w:val="center"/>
-          </w:tcPr>
-          <w:p>
-            <w:pPr>
-              <w:keepNext w:val="0"/>
-              <w:keepLines w:val="0"/>
-              <w:widowControl/>
-              <w:suppressLineNumbers w:val="0"/>
-              <w:snapToGrid w:val="0"/>
-              <w:spacing w:line="240" w:lineRule="auto"/>
-              <w:ind w:left="0" w:leftChars="0" w:right="0" w:rightChars="0" w:firstLine="0" w:firstLineChars="0"/>
-              <w:jc w:val="left"/>
-              <w:rPr>
-                <w:rFonts w:hint="default" w:ascii="Segoe UI" w:hAnsi="Segoe UI" w:eastAsia="Segoe UI" w:cs="Segoe UI"/>
-                <w:i w:val="0"/>
-                <w:iCs w:val="0"/>
-                <w:caps w:val="0"/>
-                <w:color w:val="0F1115"/>
-                <w:spacing w:val="0"/>
-                <w:sz w:val="22"/>
-                <w:szCs w:val="22"/>
-              </w:rPr>
-            </w:pPr>
-            <w:r>
-              <w:rPr>
-                <w:rFonts w:hint="default" w:ascii="Segoe UI" w:hAnsi="Segoe UI" w:eastAsia="Segoe UI" w:cs="Segoe UI"/>
-                <w:i w:val="0"/>
-                <w:iCs w:val="0"/>
-                <w:caps w:val="0"/>
-                <w:snapToGrid w:val="0"/>
-                <w:color w:val="000000"/>
-                <w:spacing w:val="0"/>
-                <w:kern w:val="0"/>
-                <w:sz w:val="22"/>
-                <w:szCs w:val="22"/>
-                <w:lang w:val="en-US" w:eastAsia="zh-CN"/>
-              </w:rPr>
-              <w:t>事件管理</w:t>
             </w:r>
           </w:p>
         </w:tc>
@@ -9317,6 +9171,142 @@
                 <w:szCs w:val="22"/>
                 <w:lang w:val="en-US" w:eastAsia="zh-CN"/>
               </w:rPr>
+              <w:t>事件记录</w:t>
+            </w:r>
+          </w:p>
+        </w:tc>
+        <w:tc>
+          <w:tcPr>
+            <w:tcW w:w="4127" w:type="dxa"/>
+            <w:tcBorders>
+              <w:top w:val="single" w:color="auto" w:sz="4" w:space="0"/>
+              <w:left w:val="single" w:color="auto" w:sz="4" w:space="0"/>
+              <w:bottom w:val="nil"/>
+              <w:right w:val="single" w:color="auto" w:sz="12" w:space="0"/>
+            </w:tcBorders>
+            <w:shd w:val="clear" w:color="auto" w:fill="auto"/>
+            <w:tcMar>
+              <w:top w:w="150" w:type="dxa"/>
+              <w:left w:w="240" w:type="dxa"/>
+              <w:bottom w:w="150" w:type="dxa"/>
+              <w:right w:w="-1" w:type="dxa"/>
+            </w:tcMar>
+            <w:vAlign w:val="center"/>
+          </w:tcPr>
+          <w:p>
+            <w:pPr>
+              <w:keepNext w:val="0"/>
+              <w:keepLines w:val="0"/>
+              <w:widowControl/>
+              <w:suppressLineNumbers w:val="0"/>
+              <w:snapToGrid w:val="0"/>
+              <w:spacing w:line="240" w:lineRule="auto"/>
+              <w:ind w:left="0" w:leftChars="0" w:right="0" w:rightChars="0" w:firstLine="0" w:firstLineChars="0"/>
+              <w:jc w:val="left"/>
+              <w:rPr>
+                <w:rFonts w:hint="default" w:ascii="Segoe UI" w:hAnsi="Segoe UI" w:eastAsia="Segoe UI" w:cs="Segoe UI"/>
+                <w:i w:val="0"/>
+                <w:iCs w:val="0"/>
+                <w:caps w:val="0"/>
+                <w:color w:val="0F1115"/>
+                <w:spacing w:val="0"/>
+                <w:sz w:val="22"/>
+                <w:szCs w:val="22"/>
+              </w:rPr>
+            </w:pPr>
+            <w:r>
+              <w:rPr>
+                <w:rFonts w:hint="default" w:ascii="Segoe UI" w:hAnsi="Segoe UI" w:eastAsia="Segoe UI" w:cs="Segoe UI"/>
+                <w:i w:val="0"/>
+                <w:iCs w:val="0"/>
+                <w:caps w:val="0"/>
+                <w:snapToGrid w:val="0"/>
+                <w:color w:val="000000"/>
+                <w:spacing w:val="0"/>
+                <w:kern w:val="0"/>
+                <w:sz w:val="22"/>
+                <w:szCs w:val="22"/>
+                <w:lang w:val="en-US" w:eastAsia="zh-CN"/>
+              </w:rPr>
+              <w:t>事件管理</w:t>
+            </w:r>
+          </w:p>
+        </w:tc>
+      </w:tr>
+      <w:tr>
+        <w:tblPrEx>
+          <w:tblBorders>
+            <w:top w:val="none" w:color="auto" w:sz="0" w:space="0"/>
+            <w:left w:val="none" w:color="auto" w:sz="0" w:space="0"/>
+            <w:bottom w:val="none" w:color="auto" w:sz="0" w:space="0"/>
+            <w:right w:val="none" w:color="auto" w:sz="0" w:space="0"/>
+            <w:insideH w:val="none" w:color="auto" w:sz="0" w:space="0"/>
+            <w:insideV w:val="none" w:color="auto" w:sz="0" w:space="0"/>
+          </w:tblBorders>
+          <w:tblCellMar>
+            <w:top w:w="15" w:type="dxa"/>
+            <w:left w:w="15" w:type="dxa"/>
+            <w:bottom w:w="15" w:type="dxa"/>
+            <w:right w:w="15" w:type="dxa"/>
+          </w:tblCellMar>
+        </w:tblPrEx>
+        <w:trPr>
+          <w:trHeight w:val="0" w:hRule="atLeast"/>
+          <w:jc w:val="center"/>
+        </w:trPr>
+        <w:tc>
+          <w:tcPr>
+            <w:tcW w:w="4395" w:type="dxa"/>
+            <w:tcBorders>
+              <w:top w:val="single" w:color="auto" w:sz="4" w:space="0"/>
+              <w:left w:val="single" w:color="auto" w:sz="12" w:space="0"/>
+              <w:bottom w:val="nil"/>
+              <w:right w:val="nil"/>
+            </w:tcBorders>
+            <w:shd w:val="clear" w:color="auto" w:fill="auto"/>
+            <w:tcMar>
+              <w:top w:w="150" w:type="dxa"/>
+              <w:left w:w="-1" w:type="dxa"/>
+              <w:bottom w:w="150" w:type="dxa"/>
+              <w:right w:w="240" w:type="dxa"/>
+            </w:tcMar>
+            <w:vAlign w:val="center"/>
+          </w:tcPr>
+          <w:p>
+            <w:pPr>
+              <w:keepNext w:val="0"/>
+              <w:keepLines w:val="0"/>
+              <w:widowControl/>
+              <w:suppressLineNumbers w:val="0"/>
+              <w:snapToGrid w:val="0"/>
+              <w:spacing w:line="240" w:lineRule="auto"/>
+              <w:ind w:left="0" w:leftChars="0" w:right="0" w:rightChars="0" w:firstLine="0" w:firstLineChars="0"/>
+              <w:jc w:val="center"/>
+              <w:rPr>
+                <w:rFonts w:hint="default" w:ascii="Segoe UI" w:hAnsi="Segoe UI" w:eastAsia="Segoe UI" w:cs="Segoe UI"/>
+                <w:i w:val="0"/>
+                <w:iCs w:val="0"/>
+                <w:caps w:val="0"/>
+                <w:color w:val="0F1115"/>
+                <w:spacing w:val="0"/>
+                <w:sz w:val="22"/>
+                <w:szCs w:val="22"/>
+              </w:rPr>
+            </w:pPr>
+            <w:r>
+              <w:rPr>
+                <w:rFonts w:hint="default" w:ascii="Segoe UI" w:hAnsi="Segoe UI" w:eastAsia="Segoe UI" w:cs="Segoe UI"/>
+                <w:i w:val="0"/>
+                <w:iCs w:val="0"/>
+                <w:caps w:val="0"/>
+                <w:snapToGrid w:val="0"/>
+                <w:color w:val="000000"/>
+                <w:spacing w:val="0"/>
+                <w:kern w:val="0"/>
+                <w:sz w:val="22"/>
+                <w:szCs w:val="22"/>
+                <w:lang w:val="en-US" w:eastAsia="zh-CN"/>
+              </w:rPr>
               <w:t>变更计划</w:t>
             </w:r>
           </w:p>
@@ -9389,7 +9379,6 @@
             <w:insideH w:val="none" w:color="auto" w:sz="0" w:space="0"/>
             <w:insideV w:val="none" w:color="auto" w:sz="0" w:space="0"/>
           </w:tblBorders>
-          <w:shd w:val="clear" w:color="auto" w:fill="auto"/>
           <w:tblCellMar>
             <w:top w:w="15" w:type="dxa"/>
             <w:left w:w="15" w:type="dxa"/>
@@ -10250,7 +10239,6 @@
             <w:insideH w:val="none" w:color="auto" w:sz="0" w:space="0"/>
             <w:insideV w:val="none" w:color="auto" w:sz="0" w:space="0"/>
           </w:tblBorders>
-          <w:shd w:val="clear" w:color="auto" w:fill="auto"/>
           <w:tblCellMar>
             <w:top w:w="15" w:type="dxa"/>
             <w:left w:w="15" w:type="dxa"/>
@@ -10385,7 +10373,6 @@
             <w:insideH w:val="none" w:color="auto" w:sz="0" w:space="0"/>
             <w:insideV w:val="none" w:color="auto" w:sz="0" w:space="0"/>
           </w:tblBorders>
-          <w:shd w:val="clear" w:color="auto" w:fill="auto"/>
           <w:tblCellMar>
             <w:top w:w="15" w:type="dxa"/>
             <w:left w:w="15" w:type="dxa"/>
@@ -10520,7 +10507,6 @@
             <w:insideH w:val="none" w:color="auto" w:sz="0" w:space="0"/>
             <w:insideV w:val="none" w:color="auto" w:sz="0" w:space="0"/>
           </w:tblBorders>
-          <w:shd w:val="clear" w:color="auto" w:fill="auto"/>
           <w:tblCellMar>
             <w:top w:w="15" w:type="dxa"/>
             <w:left w:w="15" w:type="dxa"/>
@@ -10851,7 +10837,6 @@
             <w:insideH w:val="none" w:color="auto" w:sz="0" w:space="0"/>
             <w:insideV w:val="none" w:color="auto" w:sz="0" w:space="0"/>
           </w:tblBorders>
-          <w:shd w:val="clear" w:color="auto" w:fill="auto"/>
           <w:tblCellMar>
             <w:top w:w="15" w:type="dxa"/>
             <w:left w:w="15" w:type="dxa"/>
@@ -12605,7 +12590,6 @@
             <w:insideH w:val="none" w:color="auto" w:sz="0" w:space="0"/>
             <w:insideV w:val="none" w:color="auto" w:sz="0" w:space="0"/>
           </w:tblBorders>
-          <w:shd w:val="clear" w:color="auto" w:fill="auto"/>
           <w:tblCellMar>
             <w:top w:w="15" w:type="dxa"/>
             <w:left w:w="15" w:type="dxa"/>
@@ -12799,7 +12783,6 @@
             <w:insideH w:val="none" w:color="auto" w:sz="0" w:space="0"/>
             <w:insideV w:val="none" w:color="auto" w:sz="0" w:space="0"/>
           </w:tblBorders>
-          <w:shd w:val="clear" w:color="auto" w:fill="auto"/>
           <w:tblCellMar>
             <w:top w:w="15" w:type="dxa"/>
             <w:left w:w="15" w:type="dxa"/>
@@ -12993,7 +12976,6 @@
             <w:insideH w:val="none" w:color="auto" w:sz="0" w:space="0"/>
             <w:insideV w:val="none" w:color="auto" w:sz="0" w:space="0"/>
           </w:tblBorders>
-          <w:shd w:val="clear" w:color="auto" w:fill="auto"/>
           <w:tblCellMar>
             <w:top w:w="15" w:type="dxa"/>
             <w:left w:w="15" w:type="dxa"/>
@@ -15891,7 +15873,6 @@
             <w:insideH w:val="none" w:color="auto" w:sz="0" w:space="0"/>
             <w:insideV w:val="none" w:color="auto" w:sz="0" w:space="0"/>
           </w:tblBorders>
-          <w:shd w:val="clear" w:color="auto" w:fill="auto"/>
           <w:tblCellMar>
             <w:top w:w="15" w:type="dxa"/>
             <w:left w:w="15" w:type="dxa"/>
@@ -16085,7 +16066,6 @@
             <w:insideH w:val="none" w:color="auto" w:sz="0" w:space="0"/>
             <w:insideV w:val="none" w:color="auto" w:sz="0" w:space="0"/>
           </w:tblBorders>
-          <w:shd w:val="clear" w:color="auto" w:fill="auto"/>
           <w:tblCellMar>
             <w:top w:w="15" w:type="dxa"/>
             <w:left w:w="15" w:type="dxa"/>
@@ -16279,7 +16259,6 @@
             <w:insideH w:val="none" w:color="auto" w:sz="0" w:space="0"/>
             <w:insideV w:val="none" w:color="auto" w:sz="0" w:space="0"/>
           </w:tblBorders>
-          <w:shd w:val="clear" w:color="auto" w:fill="auto"/>
           <w:tblCellMar>
             <w:top w:w="15" w:type="dxa"/>
             <w:left w:w="15" w:type="dxa"/>
@@ -16860,7 +16839,6 @@
             <w:insideH w:val="none" w:color="auto" w:sz="0" w:space="0"/>
             <w:insideV w:val="none" w:color="auto" w:sz="0" w:space="0"/>
           </w:tblBorders>
-          <w:shd w:val="clear" w:color="auto" w:fill="auto"/>
           <w:tblCellMar>
             <w:top w:w="15" w:type="dxa"/>
             <w:left w:w="15" w:type="dxa"/>
@@ -17712,7 +17690,6 @@
             <w:insideH w:val="none" w:color="auto" w:sz="0" w:space="0"/>
             <w:insideV w:val="none" w:color="auto" w:sz="0" w:space="0"/>
           </w:tblBorders>
-          <w:shd w:val="clear" w:color="auto" w:fill="auto"/>
           <w:tblCellMar>
             <w:top w:w="15" w:type="dxa"/>
             <w:left w:w="15" w:type="dxa"/>
@@ -18294,7 +18271,6 @@
             <w:insideH w:val="none" w:color="auto" w:sz="0" w:space="0"/>
             <w:insideV w:val="none" w:color="auto" w:sz="0" w:space="0"/>
           </w:tblBorders>
-          <w:shd w:val="clear" w:color="auto" w:fill="auto"/>
           <w:tblCellMar>
             <w:top w:w="15" w:type="dxa"/>
             <w:left w:w="15" w:type="dxa"/>
@@ -18488,7 +18464,6 @@
             <w:insideH w:val="none" w:color="auto" w:sz="0" w:space="0"/>
             <w:insideV w:val="none" w:color="auto" w:sz="0" w:space="0"/>
           </w:tblBorders>
-          <w:shd w:val="clear" w:color="auto" w:fill="auto"/>
           <w:tblCellMar>
             <w:top w:w="15" w:type="dxa"/>
             <w:left w:w="15" w:type="dxa"/>
@@ -19927,7 +19902,6 @@
             <w:insideH w:val="none" w:color="auto" w:sz="0" w:space="0"/>
             <w:insideV w:val="none" w:color="auto" w:sz="0" w:space="0"/>
           </w:tblBorders>
-          <w:shd w:val="clear" w:color="auto" w:fill="auto"/>
           <w:tblCellMar>
             <w:top w:w="15" w:type="dxa"/>
             <w:left w:w="15" w:type="dxa"/>
@@ -20067,7 +20041,6 @@
             <w:insideH w:val="none" w:color="auto" w:sz="0" w:space="0"/>
             <w:insideV w:val="none" w:color="auto" w:sz="0" w:space="0"/>
           </w:tblBorders>
-          <w:shd w:val="clear" w:color="auto" w:fill="auto"/>
           <w:tblCellMar>
             <w:top w:w="15" w:type="dxa"/>
             <w:left w:w="15" w:type="dxa"/>
@@ -20207,7 +20180,6 @@
             <w:insideH w:val="none" w:color="auto" w:sz="0" w:space="0"/>
             <w:insideV w:val="none" w:color="auto" w:sz="0" w:space="0"/>
           </w:tblBorders>
-          <w:shd w:val="clear" w:color="auto" w:fill="auto"/>
           <w:tblCellMar>
             <w:top w:w="15" w:type="dxa"/>
             <w:left w:w="15" w:type="dxa"/>
@@ -20347,7 +20319,6 @@
             <w:insideH w:val="none" w:color="auto" w:sz="0" w:space="0"/>
             <w:insideV w:val="none" w:color="auto" w:sz="0" w:space="0"/>
           </w:tblBorders>
-          <w:shd w:val="clear" w:color="auto" w:fill="auto"/>
           <w:tblCellMar>
             <w:top w:w="15" w:type="dxa"/>
             <w:left w:w="15" w:type="dxa"/>
@@ -20669,7 +20640,6 @@
             <w:insideH w:val="none" w:color="auto" w:sz="0" w:space="0"/>
             <w:insideV w:val="none" w:color="auto" w:sz="0" w:space="0"/>
           </w:tblBorders>
-          <w:shd w:val="clear" w:color="auto" w:fill="auto"/>
           <w:tblCellMar>
             <w:top w:w="15" w:type="dxa"/>
             <w:left w:w="15" w:type="dxa"/>
@@ -20950,6 +20920,7 @@
             <w:insideH w:val="none" w:color="auto" w:sz="0" w:space="0"/>
             <w:insideV w:val="none" w:color="auto" w:sz="0" w:space="0"/>
           </w:tblBorders>
+          <w:shd w:val="clear" w:color="auto" w:fill="auto"/>
           <w:tblCellMar>
             <w:top w:w="15" w:type="dxa"/>
             <w:left w:w="15" w:type="dxa"/>
@@ -21367,6 +21338,7 @@
             <w:insideH w:val="none" w:color="auto" w:sz="0" w:space="0"/>
             <w:insideV w:val="none" w:color="auto" w:sz="0" w:space="0"/>
           </w:tblBorders>
+          <w:shd w:val="clear" w:color="auto" w:fill="auto"/>
           <w:tblCellMar>
             <w:top w:w="15" w:type="dxa"/>
             <w:left w:w="15" w:type="dxa"/>
@@ -24106,7 +24078,6 @@
             <w:insideH w:val="none" w:color="auto" w:sz="0" w:space="0"/>
             <w:insideV w:val="none" w:color="auto" w:sz="0" w:space="0"/>
           </w:tblBorders>
-          <w:shd w:val="clear" w:color="auto" w:fill="auto"/>
           <w:tblCellMar>
             <w:top w:w="15" w:type="dxa"/>
             <w:left w:w="15" w:type="dxa"/>
@@ -25040,21 +25011,6 @@
     </w:p>
     <w:p>
       <w:pPr>
-        <w:rPr>
-          <w:rFonts w:hint="eastAsia"/>
-          <w:lang w:val="en-US" w:eastAsia="zh-CN"/>
-        </w:rPr>
-      </w:pPr>
-      <w:r>
-        <w:rPr>
-          <w:rFonts w:hint="eastAsia"/>
-          <w:lang w:val="en-US" w:eastAsia="zh-CN"/>
-        </w:rPr>
-        <w:br w:type="page"/>
-      </w:r>
-    </w:p>
-    <w:p>
-      <w:pPr>
         <w:pStyle w:val="31"/>
         <w:keepNext w:val="0"/>
         <w:keepLines w:val="0"/>
@@ -25076,6 +25032,8 @@
           <w:lang w:val="en-US" w:eastAsia="zh-CN"/>
         </w:rPr>
       </w:pPr>
+      <w:bookmarkStart w:id="60" w:name="_GoBack"/>
+      <w:bookmarkEnd w:id="60"/>
       <w:r>
         <w:rPr>
           <w:rFonts w:hint="eastAsia"/>
@@ -25187,8 +25145,8 @@
         </w:rPr>
         <w:fldChar w:fldCharType="end"/>
       </w:r>
-      <w:bookmarkStart w:id="57" w:name="_Toc15905"/>
-      <w:bookmarkStart w:id="58" w:name="_Toc12730"/>
+      <w:bookmarkStart w:id="57" w:name="_Toc12730"/>
+      <w:bookmarkStart w:id="58" w:name="_Toc15905"/>
       <w:r>
         <w:rPr>
           <w:rFonts w:hint="default"/>
@@ -26601,12 +26559,6 @@
             <w:insideV w:val="none" w:color="auto" w:sz="0" w:space="0"/>
           </w:tblBorders>
           <w:shd w:val="clear" w:color="auto" w:fill="auto"/>
-          <w:tblCellMar>
-            <w:top w:w="15" w:type="dxa"/>
-            <w:left w:w="15" w:type="dxa"/>
-            <w:bottom w:w="15" w:type="dxa"/>
-            <w:right w:w="15" w:type="dxa"/>
-          </w:tblCellMar>
         </w:tblPrEx>
         <w:trPr>
           <w:trHeight w:val="0" w:hRule="atLeast"/>
@@ -26737,6 +26689,7 @@
             <w:insideH w:val="none" w:color="auto" w:sz="0" w:space="0"/>
             <w:insideV w:val="none" w:color="auto" w:sz="0" w:space="0"/>
           </w:tblBorders>
+          <w:shd w:val="clear" w:color="auto" w:fill="auto"/>
           <w:tblCellMar>
             <w:top w:w="15" w:type="dxa"/>
             <w:left w:w="15" w:type="dxa"/>
